--- a/course-materials/helpdesk-tier3-advanced/study-packs/Module_4_AIOps_Monitoring_Agentic_Automation.docx
+++ b/course-materials/helpdesk-tier3-advanced/study-packs/Module_4_AIOps_Monitoring_Agentic_Automation.docx
@@ -4588,7 +4588,7 @@
           <w:rFonts w:ascii="Consolas" w:hAnsi="Consolas"/>
           <w:sz w:val="18"/>
         </w:rPr>
-        <w:t>1. MS-102  Microsoft 365 Administrator  -&gt; tenant, Intune, identity baseline</w:t>
+        <w:t>1. MD-102  Endpoint Administrator       -&gt; the anchor cert for this role: deployment, Intune, device security</w:t>
         <w:br/>
       </w:r>
       <w:r>
@@ -4596,7 +4596,7 @@
           <w:rFonts w:ascii="Consolas" w:hAnsi="Consolas"/>
           <w:sz w:val="18"/>
         </w:rPr>
-        <w:t>2. SC-200  Security Operations Analyst  -&gt; Defender, Sentinel, KQL (core of this module)</w:t>
+        <w:t>2. MS-102  Microsoft 365 Administrator  -&gt; tenant, Intune, identity baseline (with MD-102 it earns</w:t>
         <w:br/>
       </w:r>
       <w:r>
@@ -4604,7 +4604,7 @@
           <w:rFonts w:ascii="Consolas" w:hAnsi="Consolas"/>
           <w:sz w:val="18"/>
         </w:rPr>
-        <w:t>3. AZ-104  Azure Administrator          -&gt; Azure platform, Monitor, Log Analytics depth</w:t>
+        <w:t xml:space="preserve">                                           Microsoft 365 Certified: Administrator Expert)</w:t>
         <w:br/>
       </w:r>
       <w:r>
@@ -4612,7 +4612,7 @@
           <w:rFonts w:ascii="Consolas" w:hAnsi="Consolas"/>
           <w:sz w:val="18"/>
         </w:rPr>
-        <w:t>4. AI-900  AI Fundamentals              -&gt; concepts and vocabulary</w:t>
+        <w:t>3. SC-200  Security Operations Analyst  -&gt; Defender, Sentinel, KQL (core of this module)</w:t>
         <w:br/>
       </w:r>
       <w:r>
@@ -4620,7 +4620,7 @@
           <w:rFonts w:ascii="Consolas" w:hAnsi="Consolas"/>
           <w:sz w:val="18"/>
         </w:rPr>
-        <w:t>5. AI-102  Azure AI Engineer            -&gt; building AI solutions and agent integrations</w:t>
+        <w:t>4. AZ-104  Azure Administrator          -&gt; Azure platform, Monitor, Log Analytics depth</w:t>
         <w:br/>
       </w:r>
       <w:r>
@@ -4628,12 +4628,36 @@
           <w:rFonts w:ascii="Consolas" w:hAnsi="Consolas"/>
           <w:sz w:val="18"/>
         </w:rPr>
-        <w:t>6. AZ-500  Azure Security Engineer      -&gt; advanced identity and security engineering (capstone)</w:t>
-      </w:r>
-    </w:p>
-    <w:p>
-      <w:r>
-        <w:t>This order moves from the endpoint platform you know, to security operations, to the Azure platform beneath, into applied AI, and finishes with deeper security engineering.</w:t>
+        <w:t>5. AI-900  AI Fundamentals              -&gt; concepts and vocabulary</w:t>
+        <w:br/>
+      </w:r>
+      <w:r>
+        <w:rPr>
+          <w:rFonts w:ascii="Consolas" w:hAnsi="Consolas"/>
+          <w:sz w:val="18"/>
+        </w:rPr>
+        <w:t>6. AI-102  Azure AI Engineer            -&gt; building AI solutions and agent integrations</w:t>
+        <w:br/>
+      </w:r>
+      <w:r>
+        <w:rPr>
+          <w:rFonts w:ascii="Consolas" w:hAnsi="Consolas"/>
+          <w:sz w:val="18"/>
+        </w:rPr>
+        <w:t>7. SC-500  Cloud and AI Security Engineer -&gt; advanced cloud/AI security engineering (capstone;</w:t>
+        <w:br/>
+      </w:r>
+      <w:r>
+        <w:rPr>
+          <w:rFonts w:ascii="Consolas" w:hAnsi="Consolas"/>
+          <w:sz w:val="18"/>
+        </w:rPr>
+        <w:t xml:space="preserve">                                           successor to the retiring AZ-500)</w:t>
+      </w:r>
+    </w:p>
+    <w:p>
+      <w:r>
+        <w:t>This order starts at the endpoint platform you own (MD-102 is the role-defining associate cert — Module 5 builds your portfolio around it), pairs it with the tenant baseline (MS-102 alone does not grant the Administrator Expert badge; it requires a qualifying associate such as MD-102), moves through security operations and the Azure platform, into applied AI, and finishes with deeper cloud/AI security engineering (SC-500, which replaces AZ-500).</w:t>
       </w:r>
     </w:p>
     <w:p>
@@ -4646,7 +4670,7 @@
     </w:p>
     <w:p>
       <w:r>
-        <w:t>Three common senior destinations open from here. Endpoint / modern-management engineer — owning Intune, automation, and AIOps for a fleet (MS-102, SC-200, AI-102). Security operations analyst / SecOps — Defender and Sentinel investigation at depth (SC-200, AZ-500). Platform / SRE-style endpoint reliability — SLOs, observability, automation safety (AZ-104, AZ-500). Across all three, what actually earns the title is demonstrated impact and judgement: a documented portfolio (this capstone counts), ownership of measurable outcomes, and the visible discipline of safe automation. Certifications open doors; delivered reliability and sound risk judgement walk you through them.</w:t>
+        <w:t>Three common senior destinations open from here. Endpoint / modern-management engineer — owning Intune, automation, and AIOps for a fleet (MD-102, MS-102, AI-102). Security operations analyst / SecOps — Defender and Sentinel investigation at depth (SC-200, SC-500). Platform / SRE-style endpoint reliability — SLOs, observability, automation safety (AZ-104, SC-500). Across all three, what actually earns the title is demonstrated impact and judgement: a documented portfolio (this capstone counts), ownership of measurable outcomes, and the visible discipline of safe automation. Certifications open doors; delivered reliability and sound risk judgement walk you through them.</w:t>
       </w:r>
     </w:p>
     <w:p>
@@ -4880,7 +4904,7 @@
         <w:rPr>
           <w:b/>
         </w:rPr>
-        <w:t>Answer: Start with MS-102 (Microsoft 365 Administrator) to solidify the tenant/Intune/identity baseline, then SC-200 to master Defender/Sentinel/KQL security operations, then AZ-104 for Azure platform and monitoring depth, then AI-900 followed by AI-102 to add applied AI/agent skills, with AZ-500 as the security-engineering capstone. The order moves from the endpoint platform you already work in, to security operations, to the Azure platform underneath, to AI, then to advanced security engineering — each step building on the last.</w:t>
+        <w:t>Answer: Start with MD-102 (Endpoint Administrator) — the role's anchor cert — then MS-102 (Microsoft 365 Administrator) to solidify the tenant/identity baseline (and earn Administrator Expert with the MD-102 pairing), then SC-200 to master Defender/Sentinel/KQL security operations, then AZ-104 for Azure platform and monitoring depth, then AI-900 followed by AI-102 to add applied AI/agent skills, with SC-500 (AZ-500's successor) as the security-engineering capstone. The order moves from the endpoint platform you already work in, to security operations, to the Azure platform underneath, to AI, then to advanced security engineering — each step building on the last.</w:t>
       </w:r>
     </w:p>
     <w:p>
